--- a/templates/masnakicneri_tertik_template.docx
+++ b/templates/masnakicneri_tertik_template.docx
@@ -1,6 +1,6 @@
 
 <file path=word/document.xml><?xml version="1.0" encoding="utf-8"?>
-<w:document xmlns:wpc="http://schemas.microsoft.com/office/word/2010/wordprocessingCanvas" xmlns:cx="http://schemas.microsoft.com/office/drawing/2014/chartex" xmlns:mc="http://schemas.openxmlformats.org/markup-compatibility/2006" xmlns:o="urn:schemas-microsoft-com:office:office" xmlns:r="http://schemas.openxmlformats.org/officeDocument/2006/relationships" xmlns:m="http://schemas.openxmlformats.org/officeDocument/2006/math" xmlns:v="urn:schemas-microsoft-com:vml" xmlns:wp14="http://schemas.microsoft.com/office/word/2010/wordprocessingDrawing" xmlns:wp="http://schemas.openxmlformats.org/drawingml/2006/wordprocessingDrawing" xmlns:w10="urn:schemas-microsoft-com:office:word" xmlns:w="http://schemas.openxmlformats.org/wordprocessingml/2006/main" xmlns:w14="http://schemas.microsoft.com/office/word/2010/wordml" xmlns:w15="http://schemas.microsoft.com/office/word/2012/wordml" xmlns:w16se="http://schemas.microsoft.com/office/word/2015/wordml/symex" xmlns:wpg="http://schemas.microsoft.com/office/word/2010/wordprocessingGroup" xmlns:wpi="http://schemas.microsoft.com/office/word/2010/wordprocessingInk" xmlns:wne="http://schemas.microsoft.com/office/word/2006/wordml" xmlns:wps="http://schemas.microsoft.com/office/word/2010/wordprocessingShape" mc:Ignorable="w14 w15 w16se wp14">
+<w:document xmlns:wpc="http://schemas.microsoft.com/office/word/2010/wordprocessingCanvas" xmlns:cx="http://schemas.microsoft.com/office/drawing/2014/chartex" xmlns:cx1="http://schemas.microsoft.com/office/drawing/2015/9/8/chartex" xmlns:cx2="http://schemas.microsoft.com/office/drawing/2015/10/21/chartex" xmlns:cx3="http://schemas.microsoft.com/office/drawing/2016/5/9/chartex" xmlns:cx4="http://schemas.microsoft.com/office/drawing/2016/5/10/chartex" xmlns:cx5="http://schemas.microsoft.com/office/drawing/2016/5/11/chartex" xmlns:cx6="http://schemas.microsoft.com/office/drawing/2016/5/12/chartex" xmlns:cx7="http://schemas.microsoft.com/office/drawing/2016/5/13/chartex" xmlns:cx8="http://schemas.microsoft.com/office/drawing/2016/5/14/chartex" xmlns:mc="http://schemas.openxmlformats.org/markup-compatibility/2006" xmlns:aink="http://schemas.microsoft.com/office/drawing/2016/ink" xmlns:am3d="http://schemas.microsoft.com/office/drawing/2017/model3d" xmlns:o="urn:schemas-microsoft-com:office:office" xmlns:r="http://schemas.openxmlformats.org/officeDocument/2006/relationships" xmlns:m="http://schemas.openxmlformats.org/officeDocument/2006/math" xmlns:v="urn:schemas-microsoft-com:vml" xmlns:wp14="http://schemas.microsoft.com/office/word/2010/wordprocessingDrawing" xmlns:wp="http://schemas.openxmlformats.org/drawingml/2006/wordprocessingDrawing" xmlns:w10="urn:schemas-microsoft-com:office:word" xmlns:w="http://schemas.openxmlformats.org/wordprocessingml/2006/main" xmlns:w14="http://schemas.microsoft.com/office/word/2010/wordml" xmlns:w15="http://schemas.microsoft.com/office/word/2012/wordml" xmlns:w16cex="http://schemas.microsoft.com/office/word/2018/wordml/cex" xmlns:w16cid="http://schemas.microsoft.com/office/word/2016/wordml/cid" xmlns:w16="http://schemas.microsoft.com/office/word/2018/wordml" xmlns:w16sdtdh="http://schemas.microsoft.com/office/word/2020/wordml/sdtdatahash" xmlns:w16se="http://schemas.microsoft.com/office/word/2015/wordml/symex" xmlns:wpg="http://schemas.microsoft.com/office/word/2010/wordprocessingGroup" xmlns:wpi="http://schemas.microsoft.com/office/word/2010/wordprocessingInk" xmlns:wne="http://schemas.microsoft.com/office/word/2006/wordml" xmlns:wps="http://schemas.microsoft.com/office/word/2010/wordprocessingShape" mc:Ignorable="w14 w15 w16se w16cid w16 w16cex w16sdtdh wp14">
   <w:body>
     <w:p>
       <w:pPr>
@@ -31,18 +31,7 @@
           <w:szCs w:val="32"/>
           <w:lang w:val="en-US"/>
         </w:rPr>
-        <w:t xml:space="preserve"> ԵՇԴ/00</w:t>
-      </w:r>
-      <w:bookmarkStart w:id="0" w:name="_GoBack"/>
-      <w:bookmarkEnd w:id="0"/>
-      <w:r>
-        <w:rPr>
-          <w:rFonts w:ascii="Times Unicode" w:hAnsi="Times Unicode" w:cs="Sylfaen"/>
-          <w:sz w:val="32"/>
-          <w:szCs w:val="32"/>
-          <w:lang w:val="en-US"/>
-        </w:rPr>
-        <w:t xml:space="preserve">31/04/15 </w:t>
+        <w:t xml:space="preserve"> ԵՇԴ/0031/04/15 </w:t>
       </w:r>
     </w:p>
     <w:p>
@@ -366,12 +355,10 @@
     <w:p>
       <w:pPr>
         <w:spacing w:after="0" w:line="240" w:lineRule="auto"/>
-        <w:jc w:val="both"/>
-        <w:rPr>
-          <w:rFonts w:ascii="Times Unicode" w:hAnsi="Times Unicode"/>
-          <w:sz w:val="24"/>
-          <w:szCs w:val="24"/>
-          <w:lang w:val="en-US"/>
+        <w:rPr>
+          <w:sz w:val="21"/>
+          <w:szCs w:val="21"/>
+          <w:lang w:val="hy-AM"/>
         </w:rPr>
       </w:pPr>
       <w:proofErr w:type="spellStart"/>
@@ -403,18 +390,17 @@
           <w:szCs w:val="24"/>
           <w:lang w:val="en-US"/>
         </w:rPr>
-        <w:t>անցկացմանվայրը</w:t>
+        <w:t>անցկացման</w:t>
       </w:r>
       <w:proofErr w:type="spellEnd"/>
       <w:proofErr w:type="gramEnd"/>
       <w:r>
         <w:rPr>
-          <w:rFonts w:ascii="Times Unicode" w:hAnsi="Times Unicode"/>
-          <w:sz w:val="24"/>
-          <w:szCs w:val="24"/>
-          <w:lang w:val="en-US"/>
-        </w:rPr>
-        <w:t xml:space="preserve">՝ ք. </w:t>
+          <w:sz w:val="24"/>
+          <w:szCs w:val="24"/>
+          <w:lang w:val="hy-AM"/>
+        </w:rPr>
+        <w:t xml:space="preserve">  </w:t>
       </w:r>
       <w:proofErr w:type="spellStart"/>
       <w:r>
@@ -424,7 +410,7 @@
           <w:szCs w:val="24"/>
           <w:lang w:val="en-US"/>
         </w:rPr>
-        <w:t>Երևան</w:t>
+        <w:t>վայրը</w:t>
       </w:r>
       <w:proofErr w:type="spellEnd"/>
       <w:r>
@@ -434,79 +420,25 @@
           <w:szCs w:val="24"/>
           <w:lang w:val="en-US"/>
         </w:rPr>
-        <w:t xml:space="preserve">, </w:t>
-      </w:r>
-      <w:proofErr w:type="spellStart"/>
-      <w:r>
-        <w:rPr>
-          <w:rFonts w:ascii="Times Unicode" w:hAnsi="Times Unicode"/>
-          <w:sz w:val="24"/>
-          <w:szCs w:val="24"/>
-          <w:lang w:val="en-US"/>
-        </w:rPr>
-        <w:t>Արշակունյաց</w:t>
-      </w:r>
-      <w:proofErr w:type="spellEnd"/>
-      <w:r>
-        <w:rPr>
-          <w:rFonts w:ascii="Times Unicode" w:hAnsi="Times Unicode"/>
-          <w:sz w:val="24"/>
-          <w:szCs w:val="24"/>
-          <w:lang w:val="en-US"/>
-        </w:rPr>
-        <w:t xml:space="preserve"> </w:t>
-      </w:r>
-      <w:proofErr w:type="spellStart"/>
-      <w:r>
-        <w:rPr>
-          <w:rFonts w:ascii="Times Unicode" w:hAnsi="Times Unicode"/>
-          <w:sz w:val="24"/>
-          <w:szCs w:val="24"/>
-          <w:lang w:val="en-US"/>
-        </w:rPr>
-        <w:t>պողոտա</w:t>
-      </w:r>
-      <w:proofErr w:type="spellEnd"/>
-      <w:r>
-        <w:rPr>
-          <w:rFonts w:ascii="Times Unicode" w:hAnsi="Times Unicode"/>
-          <w:sz w:val="24"/>
-          <w:szCs w:val="24"/>
-          <w:lang w:val="en-US"/>
-        </w:rPr>
-        <w:t xml:space="preserve"> 5 </w:t>
-      </w:r>
-      <w:proofErr w:type="spellStart"/>
-      <w:r>
-        <w:rPr>
-          <w:rFonts w:ascii="Times Unicode" w:hAnsi="Times Unicode"/>
-          <w:sz w:val="24"/>
-          <w:szCs w:val="24"/>
-          <w:lang w:val="en-US"/>
-        </w:rPr>
-        <w:t>շենք</w:t>
-      </w:r>
-      <w:proofErr w:type="spellEnd"/>
-      <w:r>
-        <w:rPr>
-          <w:rFonts w:ascii="Times Unicode" w:hAnsi="Times Unicode"/>
-          <w:sz w:val="24"/>
-          <w:szCs w:val="24"/>
-          <w:lang w:val="en-US"/>
-        </w:rPr>
-        <w:t xml:space="preserve"> 311 </w:t>
-      </w:r>
-      <w:proofErr w:type="spellStart"/>
-      <w:r>
-        <w:rPr>
-          <w:rFonts w:ascii="Times Unicode" w:hAnsi="Times Unicode"/>
-          <w:sz w:val="24"/>
-          <w:szCs w:val="24"/>
-          <w:lang w:val="en-US"/>
-        </w:rPr>
-        <w:t>սենյակ</w:t>
-      </w:r>
-      <w:proofErr w:type="spellEnd"/>
+        <w:t xml:space="preserve">՝ </w:t>
+      </w:r>
+      <w:r>
+        <w:rPr>
+          <w:rFonts w:ascii="Times Unicode" w:hAnsi="Times Unicode"/>
+          <w:sz w:val="24"/>
+          <w:szCs w:val="24"/>
+          <w:lang w:val="hy-AM"/>
+        </w:rPr>
+        <w:t xml:space="preserve">ք. Երևան, </w:t>
+      </w:r>
+      <w:r>
+        <w:rPr>
+          <w:sz w:val="24"/>
+          <w:szCs w:val="24"/>
+          <w:lang w:val="hy-AM"/>
+        </w:rPr>
+        <w:t>Բագրատունյաց 70</w:t>
+      </w:r>
     </w:p>
     <w:p>
       <w:pPr>
@@ -516,235 +448,7 @@
           <w:rFonts w:ascii="Times Unicode" w:hAnsi="Times Unicode"/>
           <w:sz w:val="24"/>
           <w:szCs w:val="24"/>
-          <w:lang w:val="en-US"/>
-        </w:rPr>
-      </w:pPr>
-      <w:proofErr w:type="spellStart"/>
-      <w:r>
-        <w:rPr>
-          <w:rFonts w:ascii="Times Unicode" w:hAnsi="Times Unicode"/>
-          <w:sz w:val="24"/>
-          <w:szCs w:val="24"/>
-          <w:lang w:val="en-US"/>
-        </w:rPr>
-        <w:t>Աճուրդի</w:t>
-      </w:r>
-      <w:proofErr w:type="spellEnd"/>
-      <w:r>
-        <w:rPr>
-          <w:rFonts w:ascii="Times Unicode" w:hAnsi="Times Unicode"/>
-          <w:sz w:val="24"/>
-          <w:szCs w:val="24"/>
-          <w:lang w:val="en-US"/>
-        </w:rPr>
-        <w:t xml:space="preserve"> </w:t>
-      </w:r>
-      <w:proofErr w:type="spellStart"/>
-      <w:r>
-        <w:rPr>
-          <w:rFonts w:ascii="Times Unicode" w:hAnsi="Times Unicode"/>
-          <w:sz w:val="24"/>
-          <w:szCs w:val="24"/>
-          <w:lang w:val="en-US"/>
-        </w:rPr>
-        <w:t>անցկացման</w:t>
-      </w:r>
-      <w:proofErr w:type="spellEnd"/>
-      <w:r>
-        <w:rPr>
-          <w:rFonts w:ascii="Times Unicode" w:hAnsi="Times Unicode"/>
-          <w:sz w:val="24"/>
-          <w:szCs w:val="24"/>
-          <w:lang w:val="en-US"/>
-        </w:rPr>
-        <w:t xml:space="preserve"> </w:t>
-      </w:r>
-      <w:proofErr w:type="spellStart"/>
-      <w:r>
-        <w:rPr>
-          <w:rFonts w:ascii="Times Unicode" w:hAnsi="Times Unicode"/>
-          <w:sz w:val="24"/>
-          <w:szCs w:val="24"/>
-          <w:lang w:val="en-US"/>
-        </w:rPr>
-        <w:t>ամսաթիվը</w:t>
-      </w:r>
-      <w:proofErr w:type="spellEnd"/>
-      <w:r>
-        <w:rPr>
-          <w:rFonts w:ascii="Times Unicode" w:hAnsi="Times Unicode"/>
-          <w:sz w:val="24"/>
-          <w:szCs w:val="24"/>
-          <w:lang w:val="en-US"/>
-        </w:rPr>
-        <w:t xml:space="preserve"> և </w:t>
-      </w:r>
-      <w:proofErr w:type="spellStart"/>
-      <w:r>
-        <w:rPr>
-          <w:rFonts w:ascii="Times Unicode" w:hAnsi="Times Unicode"/>
-          <w:sz w:val="24"/>
-          <w:szCs w:val="24"/>
-          <w:lang w:val="en-US"/>
-        </w:rPr>
-        <w:t>ժամը</w:t>
-      </w:r>
-      <w:proofErr w:type="spellEnd"/>
-      <w:proofErr w:type="gramStart"/>
-      <w:r>
-        <w:rPr>
-          <w:rFonts w:ascii="Times Unicode" w:hAnsi="Times Unicode"/>
-          <w:sz w:val="24"/>
-          <w:szCs w:val="24"/>
-          <w:lang w:val="en-US"/>
-        </w:rPr>
-        <w:t>՝</w:t>
-      </w:r>
-      <w:r>
-        <w:rPr>
-          <w:rFonts w:ascii="Times Unicode" w:hAnsi="Times Unicode"/>
-          <w:sz w:val="24"/>
-          <w:szCs w:val="24"/>
-          <w:lang w:val="en-US"/>
-        </w:rPr>
-        <w:t xml:space="preserve">  </w:t>
-      </w:r>
-      <w:r>
-        <w:rPr>
-          <w:rFonts w:ascii="Times Unicode" w:hAnsi="Times Unicode"/>
-          <w:color w:val="FF0000"/>
-          <w:sz w:val="24"/>
-          <w:szCs w:val="24"/>
-          <w:lang w:val="en-US"/>
-        </w:rPr>
-        <w:t>20</w:t>
-      </w:r>
-      <w:proofErr w:type="gramEnd"/>
-      <w:r>
-        <w:rPr>
-          <w:rFonts w:ascii="Times Unicode" w:hAnsi="Times Unicode"/>
-          <w:color w:val="FF0000"/>
-          <w:sz w:val="24"/>
-          <w:szCs w:val="24"/>
-          <w:lang w:val="en-US"/>
-        </w:rPr>
-        <w:t xml:space="preserve"> </w:t>
-      </w:r>
-      <w:proofErr w:type="spellStart"/>
-      <w:r>
-        <w:rPr>
-          <w:rFonts w:ascii="Times Unicode" w:hAnsi="Times Unicode"/>
-          <w:color w:val="FF0000"/>
-          <w:sz w:val="24"/>
-          <w:szCs w:val="24"/>
-          <w:lang w:val="en-US"/>
-        </w:rPr>
-        <w:t>մարտ</w:t>
-      </w:r>
-      <w:r>
-        <w:rPr>
-          <w:rFonts w:ascii="Times Unicode" w:hAnsi="Times Unicode"/>
-          <w:color w:val="FF0000"/>
-          <w:sz w:val="24"/>
-          <w:szCs w:val="24"/>
-          <w:lang w:val="en-US"/>
-        </w:rPr>
-        <w:t>ի</w:t>
-      </w:r>
-      <w:proofErr w:type="spellEnd"/>
-      <w:r>
-        <w:rPr>
-          <w:rFonts w:ascii="Times Unicode" w:hAnsi="Times Unicode"/>
-          <w:color w:val="FF0000"/>
-          <w:sz w:val="24"/>
-          <w:szCs w:val="24"/>
-          <w:lang w:val="en-US"/>
-        </w:rPr>
-        <w:t xml:space="preserve"> 2023</w:t>
-      </w:r>
-      <w:r>
-        <w:rPr>
-          <w:rFonts w:ascii="Times Unicode" w:hAnsi="Times Unicode"/>
-          <w:color w:val="FF0000"/>
-          <w:sz w:val="24"/>
-          <w:szCs w:val="24"/>
-          <w:lang w:val="en-US"/>
-        </w:rPr>
-        <w:t>թ</w:t>
-      </w:r>
-      <w:r>
-        <w:rPr>
-          <w:rFonts w:ascii="Times Unicode" w:hAnsi="Times Unicode"/>
-          <w:sz w:val="24"/>
-          <w:szCs w:val="24"/>
-          <w:lang w:val="en-US"/>
-        </w:rPr>
-        <w:t xml:space="preserve">. </w:t>
-      </w:r>
-      <w:proofErr w:type="spellStart"/>
-      <w:r>
-        <w:rPr>
-          <w:rFonts w:ascii="Times Unicode" w:hAnsi="Times Unicode"/>
-          <w:sz w:val="24"/>
-          <w:szCs w:val="24"/>
-          <w:lang w:val="en-US"/>
-        </w:rPr>
-        <w:t>ժամը</w:t>
-      </w:r>
-      <w:proofErr w:type="spellEnd"/>
-      <w:r>
-        <w:rPr>
-          <w:rFonts w:ascii="Times Unicode" w:hAnsi="Times Unicode"/>
-          <w:sz w:val="24"/>
-          <w:szCs w:val="24"/>
-          <w:lang w:val="en-US"/>
-        </w:rPr>
-        <w:t>՝ 1</w:t>
-      </w:r>
-      <w:r>
-        <w:rPr>
-          <w:rFonts w:ascii="Times Unicode" w:hAnsi="Times Unicode"/>
-          <w:sz w:val="24"/>
-          <w:szCs w:val="24"/>
-          <w:lang w:val="en-US"/>
-        </w:rPr>
-        <w:t>2</w:t>
-      </w:r>
-      <w:r>
-        <w:rPr>
-          <w:rFonts w:ascii="Times Unicode" w:hAnsi="Times Unicode"/>
-          <w:sz w:val="24"/>
-          <w:szCs w:val="24"/>
-          <w:lang w:val="en-US"/>
-        </w:rPr>
-        <w:t>:</w:t>
-      </w:r>
-      <w:r>
-        <w:rPr>
-          <w:rFonts w:ascii="Times Unicode" w:hAnsi="Times Unicode"/>
-          <w:sz w:val="24"/>
-          <w:szCs w:val="24"/>
-          <w:lang w:val="en-US"/>
-        </w:rPr>
-        <w:t>0</w:t>
-      </w:r>
-      <w:r>
-        <w:rPr>
-          <w:rFonts w:ascii="Times Unicode" w:hAnsi="Times Unicode"/>
-          <w:sz w:val="24"/>
-          <w:szCs w:val="24"/>
-          <w:lang w:val="en-US"/>
-        </w:rPr>
-        <w:t>0</w:t>
-      </w:r>
-    </w:p>
-    <w:p>
-      <w:pPr>
-        <w:spacing w:after="0" w:line="240" w:lineRule="auto"/>
-        <w:jc w:val="both"/>
-        <w:rPr>
-          <w:rFonts w:ascii="Times Unicode" w:hAnsi="Times Unicode"/>
-          <w:lang w:val="en-US"/>
+          <w:lang w:val="hy-AM"/>
         </w:rPr>
       </w:pPr>
     </w:p>
@@ -754,13 +458,253 @@
         <w:jc w:val="both"/>
         <w:rPr>
           <w:rFonts w:ascii="Times Unicode" w:hAnsi="Times Unicode"/>
+          <w:sz w:val="24"/>
+          <w:szCs w:val="24"/>
+          <w:lang w:val="en-US"/>
+        </w:rPr>
+      </w:pPr>
+      <w:proofErr w:type="spellStart"/>
+      <w:r>
+        <w:rPr>
+          <w:rFonts w:ascii="Times Unicode" w:hAnsi="Times Unicode"/>
+          <w:sz w:val="24"/>
+          <w:szCs w:val="24"/>
+          <w:lang w:val="en-US"/>
+        </w:rPr>
+        <w:t>Աճուրդի</w:t>
+      </w:r>
+      <w:proofErr w:type="spellEnd"/>
+      <w:r>
+        <w:rPr>
+          <w:rFonts w:ascii="Times Unicode" w:hAnsi="Times Unicode"/>
+          <w:sz w:val="24"/>
+          <w:szCs w:val="24"/>
+          <w:lang w:val="en-US"/>
+        </w:rPr>
+        <w:t xml:space="preserve"> </w:t>
+      </w:r>
+      <w:proofErr w:type="spellStart"/>
+      <w:r>
+        <w:rPr>
+          <w:rFonts w:ascii="Times Unicode" w:hAnsi="Times Unicode"/>
+          <w:sz w:val="24"/>
+          <w:szCs w:val="24"/>
+          <w:lang w:val="en-US"/>
+        </w:rPr>
+        <w:t>անցկացման</w:t>
+      </w:r>
+      <w:proofErr w:type="spellEnd"/>
+      <w:r>
+        <w:rPr>
+          <w:rFonts w:ascii="Times Unicode" w:hAnsi="Times Unicode"/>
+          <w:sz w:val="24"/>
+          <w:szCs w:val="24"/>
+          <w:lang w:val="en-US"/>
+        </w:rPr>
+        <w:t xml:space="preserve"> </w:t>
+      </w:r>
+      <w:proofErr w:type="spellStart"/>
+      <w:r>
+        <w:rPr>
+          <w:rFonts w:ascii="Times Unicode" w:hAnsi="Times Unicode"/>
+          <w:sz w:val="24"/>
+          <w:szCs w:val="24"/>
+          <w:lang w:val="en-US"/>
+        </w:rPr>
+        <w:t>ամսաթիվը</w:t>
+      </w:r>
+      <w:proofErr w:type="spellEnd"/>
+      <w:r>
+        <w:rPr>
+          <w:rFonts w:ascii="Times Unicode" w:hAnsi="Times Unicode"/>
+          <w:sz w:val="24"/>
+          <w:szCs w:val="24"/>
+          <w:lang w:val="en-US"/>
+        </w:rPr>
+        <w:t xml:space="preserve"> և </w:t>
+      </w:r>
+      <w:proofErr w:type="spellStart"/>
+      <w:r>
+        <w:rPr>
+          <w:rFonts w:ascii="Times Unicode" w:hAnsi="Times Unicode"/>
+          <w:sz w:val="24"/>
+          <w:szCs w:val="24"/>
+          <w:lang w:val="en-US"/>
+        </w:rPr>
+        <w:t>ժամը</w:t>
+      </w:r>
+      <w:proofErr w:type="spellEnd"/>
+      <w:proofErr w:type="gramStart"/>
+      <w:r>
+        <w:rPr>
+          <w:rFonts w:ascii="Times Unicode" w:hAnsi="Times Unicode"/>
+          <w:sz w:val="24"/>
+          <w:szCs w:val="24"/>
+          <w:lang w:val="en-US"/>
+        </w:rPr>
+        <w:t>՝</w:t>
+      </w:r>
+      <w:r>
+        <w:rPr>
+          <w:rFonts w:ascii="Times Unicode" w:hAnsi="Times Unicode"/>
+          <w:sz w:val="24"/>
+          <w:szCs w:val="24"/>
+          <w:lang w:val="en-US"/>
+        </w:rPr>
+        <w:t xml:space="preserve">  </w:t>
+      </w:r>
+      <w:r>
+        <w:rPr>
+          <w:rFonts w:ascii="Times Unicode" w:hAnsi="Times Unicode"/>
+          <w:color w:val="FF0000"/>
+          <w:sz w:val="24"/>
+          <w:szCs w:val="24"/>
+          <w:lang w:val="en-US"/>
+        </w:rPr>
+        <w:t>20</w:t>
+      </w:r>
+      <w:proofErr w:type="gramEnd"/>
+      <w:r>
+        <w:rPr>
+          <w:rFonts w:ascii="Times Unicode" w:hAnsi="Times Unicode"/>
+          <w:color w:val="FF0000"/>
+          <w:sz w:val="24"/>
+          <w:szCs w:val="24"/>
+          <w:lang w:val="en-US"/>
+        </w:rPr>
+        <w:t xml:space="preserve"> </w:t>
+      </w:r>
+      <w:proofErr w:type="spellStart"/>
+      <w:r>
+        <w:rPr>
+          <w:rFonts w:ascii="Times Unicode" w:hAnsi="Times Unicode"/>
+          <w:color w:val="FF0000"/>
+          <w:sz w:val="24"/>
+          <w:szCs w:val="24"/>
+          <w:lang w:val="en-US"/>
+        </w:rPr>
+        <w:t>մարտ</w:t>
+      </w:r>
+      <w:r>
+        <w:rPr>
+          <w:rFonts w:ascii="Times Unicode" w:hAnsi="Times Unicode"/>
+          <w:color w:val="FF0000"/>
+          <w:sz w:val="24"/>
+          <w:szCs w:val="24"/>
+          <w:lang w:val="en-US"/>
+        </w:rPr>
+        <w:t>ի</w:t>
+      </w:r>
+      <w:proofErr w:type="spellEnd"/>
+      <w:r>
+        <w:rPr>
+          <w:rFonts w:ascii="Times Unicode" w:hAnsi="Times Unicode"/>
+          <w:color w:val="FF0000"/>
+          <w:sz w:val="24"/>
+          <w:szCs w:val="24"/>
+          <w:lang w:val="en-US"/>
+        </w:rPr>
+        <w:t xml:space="preserve"> 2023</w:t>
+      </w:r>
+      <w:r>
+        <w:rPr>
+          <w:rFonts w:ascii="Times Unicode" w:hAnsi="Times Unicode"/>
+          <w:color w:val="FF0000"/>
+          <w:sz w:val="24"/>
+          <w:szCs w:val="24"/>
+          <w:lang w:val="en-US"/>
+        </w:rPr>
+        <w:t>թ</w:t>
+      </w:r>
+      <w:r>
+        <w:rPr>
+          <w:rFonts w:ascii="Times Unicode" w:hAnsi="Times Unicode"/>
+          <w:sz w:val="24"/>
+          <w:szCs w:val="24"/>
+          <w:lang w:val="en-US"/>
+        </w:rPr>
+        <w:t xml:space="preserve">. </w:t>
+      </w:r>
+      <w:proofErr w:type="spellStart"/>
+      <w:r>
+        <w:rPr>
+          <w:rFonts w:ascii="Times Unicode" w:hAnsi="Times Unicode"/>
+          <w:sz w:val="24"/>
+          <w:szCs w:val="24"/>
+          <w:lang w:val="en-US"/>
+        </w:rPr>
+        <w:t>ժամը</w:t>
+      </w:r>
+      <w:proofErr w:type="spellEnd"/>
+      <w:r>
+        <w:rPr>
+          <w:rFonts w:ascii="Times Unicode" w:hAnsi="Times Unicode"/>
+          <w:sz w:val="24"/>
+          <w:szCs w:val="24"/>
+          <w:lang w:val="en-US"/>
+        </w:rPr>
+        <w:t>՝ 1</w:t>
+      </w:r>
+      <w:r>
+        <w:rPr>
+          <w:rFonts w:ascii="Times Unicode" w:hAnsi="Times Unicode"/>
+          <w:sz w:val="24"/>
+          <w:szCs w:val="24"/>
+          <w:lang w:val="en-US"/>
+        </w:rPr>
+        <w:t>2</w:t>
+      </w:r>
+      <w:r>
+        <w:rPr>
+          <w:rFonts w:ascii="Times Unicode" w:hAnsi="Times Unicode"/>
+          <w:sz w:val="24"/>
+          <w:szCs w:val="24"/>
+          <w:lang w:val="en-US"/>
+        </w:rPr>
+        <w:t>:</w:t>
+      </w:r>
+      <w:r>
+        <w:rPr>
+          <w:rFonts w:ascii="Times Unicode" w:hAnsi="Times Unicode"/>
+          <w:sz w:val="24"/>
+          <w:szCs w:val="24"/>
+          <w:lang w:val="en-US"/>
+        </w:rPr>
+        <w:t>0</w:t>
+      </w:r>
+      <w:r>
+        <w:rPr>
+          <w:rFonts w:ascii="Times Unicode" w:hAnsi="Times Unicode"/>
+          <w:sz w:val="24"/>
+          <w:szCs w:val="24"/>
+          <w:lang w:val="en-US"/>
+        </w:rPr>
+        <w:t>0</w:t>
+      </w:r>
+    </w:p>
+    <w:p>
+      <w:pPr>
+        <w:spacing w:after="0" w:line="240" w:lineRule="auto"/>
+        <w:jc w:val="both"/>
+        <w:rPr>
+          <w:rFonts w:ascii="Times Unicode" w:hAnsi="Times Unicode"/>
+          <w:lang w:val="en-US"/>
+        </w:rPr>
+      </w:pPr>
+    </w:p>
+    <w:p>
+      <w:pPr>
+        <w:spacing w:after="0" w:line="240" w:lineRule="auto"/>
+        <w:jc w:val="both"/>
+        <w:rPr>
+          <w:rFonts w:ascii="Times Unicode" w:hAnsi="Times Unicode"/>
           <w:lang w:val="en-US"/>
         </w:rPr>
       </w:pPr>
     </w:p>
     <w:tbl>
       <w:tblPr>
-        <w:tblStyle w:val="TableGrid"/>
+        <w:tblStyle w:val="a4"/>
         <w:tblpPr w:leftFromText="180" w:rightFromText="180" w:vertAnchor="text" w:horzAnchor="margin" w:tblpXSpec="center" w:tblpY="220"/>
         <w:tblW w:w="10638" w:type="dxa"/>
         <w:tblLayout w:type="fixed"/>
@@ -1309,7 +1253,7 @@
           </w:tcPr>
           <w:p>
             <w:pPr>
-              <w:pStyle w:val="ListParagraph"/>
+              <w:pStyle w:val="a3"/>
               <w:rPr>
                 <w:rFonts w:ascii="Times Unicode" w:hAnsi="Times Unicode"/>
                 <w:b/>
@@ -1495,7 +1439,7 @@
           </w:tcPr>
           <w:p>
             <w:pPr>
-              <w:pStyle w:val="ListParagraph"/>
+              <w:pStyle w:val="a3"/>
               <w:ind w:left="72" w:right="273"/>
               <w:rPr>
                 <w:rFonts w:ascii="Times Unicode" w:hAnsi="Times Unicode"/>
@@ -1541,7 +1485,7 @@
           </w:tcPr>
           <w:p>
             <w:pPr>
-              <w:pStyle w:val="ListParagraph"/>
+              <w:pStyle w:val="a3"/>
               <w:rPr>
                 <w:rFonts w:ascii="Times Unicode" w:hAnsi="Times Unicode"/>
                 <w:b/>
@@ -1773,7 +1717,7 @@
           </w:p>
           <w:p>
             <w:pPr>
-              <w:pStyle w:val="ListParagraph"/>
+              <w:pStyle w:val="a3"/>
               <w:ind w:left="0"/>
               <w:jc w:val="both"/>
               <w:rPr>
@@ -1800,7 +1744,7 @@
           </w:tcPr>
           <w:p>
             <w:pPr>
-              <w:pStyle w:val="ListParagraph"/>
+              <w:pStyle w:val="a3"/>
               <w:rPr>
                 <w:rFonts w:ascii="Times Unicode" w:hAnsi="Times Unicode"/>
                 <w:b/>
@@ -2074,7 +2018,7 @@
           </w:tcPr>
           <w:p>
             <w:pPr>
-              <w:pStyle w:val="ListParagraph"/>
+              <w:pStyle w:val="a3"/>
               <w:ind w:left="0"/>
               <w:jc w:val="both"/>
               <w:rPr>
@@ -2224,7 +2168,7 @@
           </w:tcPr>
           <w:p>
             <w:pPr>
-              <w:pStyle w:val="ListParagraph"/>
+              <w:pStyle w:val="a3"/>
               <w:rPr>
                 <w:rFonts w:ascii="Times Unicode" w:hAnsi="Times Unicode"/>
                 <w:b/>
@@ -2237,7 +2181,7 @@
           </w:p>
           <w:p>
             <w:pPr>
-              <w:pStyle w:val="ListParagraph"/>
+              <w:pStyle w:val="a3"/>
               <w:rPr>
                 <w:rFonts w:ascii="Times Unicode" w:hAnsi="Times Unicode"/>
                 <w:b/>
@@ -2449,7 +2393,7 @@
 </file>
 
 <file path=word/styles.xml><?xml version="1.0" encoding="utf-8"?>
-<w:styles xmlns:mc="http://schemas.openxmlformats.org/markup-compatibility/2006" xmlns:r="http://schemas.openxmlformats.org/officeDocument/2006/relationships" xmlns:w="http://schemas.openxmlformats.org/wordprocessingml/2006/main" xmlns:w14="http://schemas.microsoft.com/office/word/2010/wordml" xmlns:w15="http://schemas.microsoft.com/office/word/2012/wordml" xmlns:w16se="http://schemas.microsoft.com/office/word/2015/wordml/symex" mc:Ignorable="w14 w15 w16se">
+<w:styles xmlns:mc="http://schemas.openxmlformats.org/markup-compatibility/2006" xmlns:r="http://schemas.openxmlformats.org/officeDocument/2006/relationships" xmlns:w="http://schemas.openxmlformats.org/wordprocessingml/2006/main" xmlns:w14="http://schemas.microsoft.com/office/word/2010/wordml" xmlns:w15="http://schemas.microsoft.com/office/word/2012/wordml" xmlns:w16cex="http://schemas.microsoft.com/office/word/2018/wordml/cex" xmlns:w16cid="http://schemas.microsoft.com/office/word/2016/wordml/cid" xmlns:w16="http://schemas.microsoft.com/office/word/2018/wordml" xmlns:w16sdtdh="http://schemas.microsoft.com/office/word/2020/wordml/sdtdatahash" xmlns:w16se="http://schemas.microsoft.com/office/word/2015/wordml/symex" mc:Ignorable="w14 w15 w16se w16cid w16 w16cex w16sdtdh">
   <w:docDefaults>
     <w:rPrDefault>
       <w:rPr>
@@ -2465,7 +2409,7 @@
       </w:pPr>
     </w:pPrDefault>
   </w:docDefaults>
-  <w:latentStyles w:defLockedState="0" w:defUIPriority="99" w:defSemiHidden="0" w:defUnhideWhenUsed="0" w:defQFormat="0" w:count="371">
+  <w:latentStyles w:defLockedState="0" w:defUIPriority="99" w:defSemiHidden="0" w:defUnhideWhenUsed="0" w:defQFormat="0" w:count="376">
     <w:lsdException w:name="Normal" w:uiPriority="0" w:qFormat="1"/>
     <w:lsdException w:name="heading 1" w:uiPriority="9" w:qFormat="1"/>
     <w:lsdException w:name="heading 2" w:semiHidden="1" w:uiPriority="9" w:unhideWhenUsed="1" w:qFormat="1"/>
@@ -2571,7 +2515,6 @@
     <w:lsdException w:name="HTML Sample" w:semiHidden="1" w:unhideWhenUsed="1"/>
     <w:lsdException w:name="HTML Typewriter" w:semiHidden="1" w:unhideWhenUsed="1"/>
     <w:lsdException w:name="HTML Variable" w:semiHidden="1" w:unhideWhenUsed="1"/>
-    <w:lsdException w:name="Normal Table" w:semiHidden="1" w:unhideWhenUsed="1"/>
     <w:lsdException w:name="annotation subject" w:semiHidden="1" w:unhideWhenUsed="1"/>
     <w:lsdException w:name="No List" w:semiHidden="1" w:unhideWhenUsed="1"/>
     <w:lsdException w:name="Outline List 1" w:semiHidden="1" w:unhideWhenUsed="1"/>
@@ -2614,11 +2557,8 @@
     <w:lsdException w:name="Table Contemporary" w:semiHidden="1" w:unhideWhenUsed="1"/>
     <w:lsdException w:name="Table Elegant" w:semiHidden="1" w:unhideWhenUsed="1"/>
     <w:lsdException w:name="Table Professional" w:semiHidden="1" w:unhideWhenUsed="1"/>
-    <w:lsdException w:name="Table Subtle 1" w:semiHidden="1" w:unhideWhenUsed="1"/>
     <w:lsdException w:name="Table Subtle 2" w:semiHidden="1" w:unhideWhenUsed="1"/>
     <w:lsdException w:name="Table Web 1" w:semiHidden="1" w:unhideWhenUsed="1"/>
-    <w:lsdException w:name="Table Web 2" w:semiHidden="1" w:unhideWhenUsed="1"/>
-    <w:lsdException w:name="Table Web 3" w:semiHidden="1" w:unhideWhenUsed="1"/>
     <w:lsdException w:name="Balloon Text" w:semiHidden="1" w:unhideWhenUsed="1"/>
     <w:lsdException w:name="Table Grid" w:uiPriority="59"/>
     <w:lsdException w:name="Table Theme" w:semiHidden="1" w:unhideWhenUsed="1"/>
@@ -2837,19 +2777,24 @@
     <w:lsdException w:name="List Table 5 Dark Accent 6" w:uiPriority="50"/>
     <w:lsdException w:name="List Table 6 Colorful Accent 6" w:uiPriority="51"/>
     <w:lsdException w:name="List Table 7 Colorful Accent 6" w:uiPriority="52"/>
+    <w:lsdException w:name="Mention" w:semiHidden="1" w:unhideWhenUsed="1"/>
+    <w:lsdException w:name="Smart Hyperlink" w:semiHidden="1" w:unhideWhenUsed="1"/>
+    <w:lsdException w:name="Hashtag" w:semiHidden="1" w:unhideWhenUsed="1"/>
+    <w:lsdException w:name="Unresolved Mention" w:semiHidden="1" w:unhideWhenUsed="1"/>
+    <w:lsdException w:name="Smart Link" w:semiHidden="1" w:unhideWhenUsed="1"/>
   </w:latentStyles>
-  <w:style w:type="paragraph" w:default="1" w:styleId="Normal">
+  <w:style w:type="paragraph" w:default="1" w:styleId="a">
     <w:name w:val="Normal"/>
     <w:qFormat/>
     <w:rsid w:val="00A752D5"/>
   </w:style>
-  <w:style w:type="character" w:default="1" w:styleId="DefaultParagraphFont">
+  <w:style w:type="character" w:default="1" w:styleId="a0">
     <w:name w:val="Default Paragraph Font"/>
     <w:uiPriority w:val="1"/>
     <w:semiHidden/>
     <w:unhideWhenUsed/>
   </w:style>
-  <w:style w:type="table" w:default="1" w:styleId="TableNormal">
+  <w:style w:type="table" w:default="1" w:styleId="a1">
     <w:name w:val="Normal Table"/>
     <w:uiPriority w:val="99"/>
     <w:semiHidden/>
@@ -2864,15 +2809,15 @@
       </w:tblCellMar>
     </w:tblPr>
   </w:style>
-  <w:style w:type="numbering" w:default="1" w:styleId="NoList">
+  <w:style w:type="numbering" w:default="1" w:styleId="a2">
     <w:name w:val="No List"/>
     <w:uiPriority w:val="99"/>
     <w:semiHidden/>
     <w:unhideWhenUsed/>
   </w:style>
-  <w:style w:type="paragraph" w:styleId="ListParagraph">
+  <w:style w:type="paragraph" w:styleId="a3">
     <w:name w:val="List Paragraph"/>
-    <w:basedOn w:val="Normal"/>
+    <w:basedOn w:val="a"/>
     <w:uiPriority w:val="1"/>
     <w:qFormat/>
     <w:rsid w:val="00A752D5"/>
@@ -2881,9 +2826,9 @@
       <w:contextualSpacing/>
     </w:pPr>
   </w:style>
-  <w:style w:type="table" w:styleId="TableGrid">
+  <w:style w:type="table" w:styleId="a4">
     <w:name w:val="Table Grid"/>
-    <w:basedOn w:val="TableNormal"/>
+    <w:basedOn w:val="a1"/>
     <w:uiPriority w:val="59"/>
     <w:rsid w:val="00A752D5"/>
     <w:pPr>
@@ -2900,10 +2845,10 @@
       </w:tblBorders>
     </w:tblPr>
   </w:style>
-  <w:style w:type="paragraph" w:styleId="BalloonText">
+  <w:style w:type="paragraph" w:styleId="a5">
     <w:name w:val="Balloon Text"/>
-    <w:basedOn w:val="Normal"/>
-    <w:link w:val="BalloonTextChar"/>
+    <w:basedOn w:val="a"/>
+    <w:link w:val="a6"/>
     <w:uiPriority w:val="99"/>
     <w:semiHidden/>
     <w:unhideWhenUsed/>
@@ -2917,10 +2862,10 @@
       <w:szCs w:val="18"/>
     </w:rPr>
   </w:style>
-  <w:style w:type="character" w:customStyle="1" w:styleId="BalloonTextChar">
-    <w:name w:val="Balloon Text Char"/>
-    <w:basedOn w:val="DefaultParagraphFont"/>
-    <w:link w:val="BalloonText"/>
+  <w:style w:type="character" w:customStyle="1" w:styleId="a6">
+    <w:name w:val="Текст выноски Знак"/>
+    <w:basedOn w:val="a0"/>
+    <w:link w:val="a5"/>
     <w:uiPriority w:val="99"/>
     <w:semiHidden/>
     <w:rsid w:val="008301EC"/>
